--- a/FASTHION.docx
+++ b/FASTHION.docx
@@ -1027,7 +1027,7 @@
     <w:p>
       <w:r>
         <w:pict w14:anchorId="30532892">
-          <v:rect id="_x0000_i1139" style="width:0;height:1.5pt" o:hralign="center" o:hrstd="t" o:hr="t" fillcolor="#a0a0a0" stroked="f"/>
+          <v:rect id="_x0000_i1025" style="width:0;height:1.5pt" o:hralign="center" o:hrstd="t" o:hr="t" fillcolor="#a0a0a0" stroked="f"/>
         </w:pict>
       </w:r>
     </w:p>
@@ -1224,7 +1224,7 @@
     <w:p>
       <w:r>
         <w:pict w14:anchorId="01482609">
-          <v:rect id="_x0000_i1140" style="width:0;height:1.5pt" o:hralign="center" o:hrstd="t" o:hr="t" fillcolor="#a0a0a0" stroked="f"/>
+          <v:rect id="_x0000_i1026" style="width:0;height:1.5pt" o:hralign="center" o:hrstd="t" o:hr="t" fillcolor="#a0a0a0" stroked="f"/>
         </w:pict>
       </w:r>
     </w:p>
@@ -1681,7 +1681,7 @@
     <w:p>
       <w:r>
         <w:pict w14:anchorId="47E7D533">
-          <v:rect id="_x0000_i1141" style="width:0;height:1.5pt" o:hralign="center" o:hrstd="t" o:hr="t" fillcolor="#a0a0a0" stroked="f"/>
+          <v:rect id="_x0000_i1027" style="width:0;height:1.5pt" o:hralign="center" o:hrstd="t" o:hr="t" fillcolor="#a0a0a0" stroked="f"/>
         </w:pict>
       </w:r>
     </w:p>
@@ -1733,7 +1733,21 @@
         </w:numPr>
       </w:pPr>
       <w:r>
-        <w:t xml:space="preserve">CAESAR Dataset </w:t>
+        <w:t xml:space="preserve">CAESAR </w:t>
+      </w:r>
+      <w:proofErr w:type="gramStart"/>
+      <w:r>
+        <w:t xml:space="preserve">Dataset </w:t>
+      </w:r>
+      <w:r>
+        <w:t xml:space="preserve"> (</w:t>
+      </w:r>
+      <w:proofErr w:type="gramEnd"/>
+      <w:r>
+        <w:t>Civilian American and European Surface Anthropometry Resource</w:t>
+      </w:r>
+      <w:r>
+        <w:t>)</w:t>
       </w:r>
     </w:p>
     <w:p>
@@ -1745,6 +1759,15 @@
       </w:pPr>
       <w:r>
         <w:t xml:space="preserve">SMPL Dataset </w:t>
+      </w:r>
+      <w:r>
+        <w:t>(</w:t>
+      </w:r>
+      <w:r>
+        <w:t>Skinned Multi-Person Linear Model</w:t>
+      </w:r>
+      <w:r>
+        <w:t>)</w:t>
       </w:r>
     </w:p>
     <w:p>
@@ -2079,7 +2102,7 @@
     <w:p>
       <w:r>
         <w:pict w14:anchorId="23EAECA2">
-          <v:rect id="_x0000_i1142" style="width:0;height:1.5pt" o:hralign="center" o:hrstd="t" o:hr="t" fillcolor="#a0a0a0" stroked="f"/>
+          <v:rect id="_x0000_i1028" style="width:0;height:1.5pt" o:hralign="center" o:hrstd="t" o:hr="t" fillcolor="#a0a0a0" stroked="f"/>
         </w:pict>
       </w:r>
     </w:p>
@@ -2220,7 +2243,7 @@
     <w:p>
       <w:r>
         <w:pict w14:anchorId="0684BF66">
-          <v:rect id="_x0000_i1143" style="width:0;height:1.5pt" o:hralign="center" o:hrstd="t" o:hr="t" fillcolor="#a0a0a0" stroked="f"/>
+          <v:rect id="_x0000_i1029" style="width:0;height:1.5pt" o:hralign="center" o:hrstd="t" o:hr="t" fillcolor="#a0a0a0" stroked="f"/>
         </w:pict>
       </w:r>
     </w:p>
@@ -2333,7 +2356,7 @@
     <w:p>
       <w:r>
         <w:pict w14:anchorId="2DAF568A">
-          <v:rect id="_x0000_i1144" style="width:0;height:1.5pt" o:hralign="center" o:hrstd="t" o:hr="t" fillcolor="#a0a0a0" stroked="f"/>
+          <v:rect id="_x0000_i1030" style="width:0;height:1.5pt" o:hralign="center" o:hrstd="t" o:hr="t" fillcolor="#a0a0a0" stroked="f"/>
         </w:pict>
       </w:r>
     </w:p>
@@ -2458,7 +2481,7 @@
     <w:p>
       <w:r>
         <w:pict w14:anchorId="3A97C599">
-          <v:rect id="_x0000_i1145" style="width:0;height:1.5pt" o:hralign="center" o:hrstd="t" o:hr="t" fillcolor="#a0a0a0" stroked="f"/>
+          <v:rect id="_x0000_i1031" style="width:0;height:1.5pt" o:hralign="center" o:hrstd="t" o:hr="t" fillcolor="#a0a0a0" stroked="f"/>
         </w:pict>
       </w:r>
     </w:p>
@@ -2651,7 +2674,7 @@
     <w:p>
       <w:r>
         <w:pict w14:anchorId="6B8453C6">
-          <v:rect id="_x0000_i1146" style="width:0;height:1.5pt" o:hralign="center" o:hrstd="t" o:hr="t" fillcolor="#a0a0a0" stroked="f"/>
+          <v:rect id="_x0000_i1032" style="width:0;height:1.5pt" o:hralign="center" o:hrstd="t" o:hr="t" fillcolor="#a0a0a0" stroked="f"/>
         </w:pict>
       </w:r>
     </w:p>
@@ -2740,7 +2763,7 @@
     <w:p>
       <w:r>
         <w:pict w14:anchorId="4E8EC0ED">
-          <v:rect id="_x0000_i1147" style="width:0;height:1.5pt" o:hralign="center" o:hrstd="t" o:hr="t" fillcolor="#a0a0a0" stroked="f"/>
+          <v:rect id="_x0000_i1033" style="width:0;height:1.5pt" o:hralign="center" o:hrstd="t" o:hr="t" fillcolor="#a0a0a0" stroked="f"/>
         </w:pict>
       </w:r>
     </w:p>
@@ -2889,7 +2912,7 @@
     <w:p>
       <w:r>
         <w:pict w14:anchorId="558C1073">
-          <v:rect id="_x0000_i1148" style="width:0;height:1.5pt" o:hralign="center" o:hrstd="t" o:hr="t" fillcolor="#a0a0a0" stroked="f"/>
+          <v:rect id="_x0000_i1034" style="width:0;height:1.5pt" o:hralign="center" o:hrstd="t" o:hr="t" fillcolor="#a0a0a0" stroked="f"/>
         </w:pict>
       </w:r>
     </w:p>
@@ -2971,7 +2994,7 @@
     <w:p>
       <w:r>
         <w:pict w14:anchorId="795FE923">
-          <v:rect id="_x0000_i1149" style="width:0;height:1.5pt" o:hralign="center" o:hrstd="t" o:hr="t" fillcolor="#a0a0a0" stroked="f"/>
+          <v:rect id="_x0000_i1035" style="width:0;height:1.5pt" o:hralign="center" o:hrstd="t" o:hr="t" fillcolor="#a0a0a0" stroked="f"/>
         </w:pict>
       </w:r>
     </w:p>
@@ -3133,7 +3156,7 @@
     <w:p>
       <w:r>
         <w:pict w14:anchorId="6F7FC9FD">
-          <v:rect id="_x0000_i1150" style="width:0;height:1.5pt" o:hralign="center" o:hrstd="t" o:hr="t" fillcolor="#a0a0a0" stroked="f"/>
+          <v:rect id="_x0000_i1036" style="width:0;height:1.5pt" o:hralign="center" o:hrstd="t" o:hr="t" fillcolor="#a0a0a0" stroked="f"/>
         </w:pict>
       </w:r>
     </w:p>
@@ -3257,7 +3280,7 @@
     <w:p>
       <w:r>
         <w:pict w14:anchorId="1474ECDE">
-          <v:rect id="_x0000_i1151" style="width:0;height:1.5pt" o:hralign="center" o:hrstd="t" o:hr="t" fillcolor="#a0a0a0" stroked="f"/>
+          <v:rect id="_x0000_i1037" style="width:0;height:1.5pt" o:hralign="center" o:hrstd="t" o:hr="t" fillcolor="#a0a0a0" stroked="f"/>
         </w:pict>
       </w:r>
     </w:p>
@@ -3377,7 +3400,7 @@
     <w:p>
       <w:r>
         <w:pict w14:anchorId="64AFC129">
-          <v:rect id="_x0000_i1152" style="width:0;height:1.5pt" o:hralign="center" o:hrstd="t" o:hr="t" fillcolor="#a0a0a0" stroked="f"/>
+          <v:rect id="_x0000_i1038" style="width:0;height:1.5pt" o:hralign="center" o:hrstd="t" o:hr="t" fillcolor="#a0a0a0" stroked="f"/>
         </w:pict>
       </w:r>
     </w:p>
@@ -3493,7 +3516,7 @@
     <w:p>
       <w:r>
         <w:pict w14:anchorId="45922ACB">
-          <v:rect id="_x0000_i1153" style="width:0;height:1.5pt" o:hralign="center" o:hrstd="t" o:hr="t" fillcolor="#a0a0a0" stroked="f"/>
+          <v:rect id="_x0000_i1039" style="width:0;height:1.5pt" o:hralign="center" o:hrstd="t" o:hr="t" fillcolor="#a0a0a0" stroked="f"/>
         </w:pict>
       </w:r>
     </w:p>
@@ -3622,7 +3645,7 @@
     <w:p>
       <w:r>
         <w:pict w14:anchorId="138092FA">
-          <v:rect id="_x0000_i1154" style="width:0;height:1.5pt" o:hralign="center" o:hrstd="t" o:hr="t" fillcolor="#a0a0a0" stroked="f"/>
+          <v:rect id="_x0000_i1040" style="width:0;height:1.5pt" o:hralign="center" o:hrstd="t" o:hr="t" fillcolor="#a0a0a0" stroked="f"/>
         </w:pict>
       </w:r>
     </w:p>
@@ -3716,7 +3739,7 @@
     <w:p>
       <w:r>
         <w:pict w14:anchorId="46934382">
-          <v:rect id="_x0000_i1155" style="width:0;height:1.5pt" o:hralign="center" o:hrstd="t" o:hr="t" fillcolor="#a0a0a0" stroked="f"/>
+          <v:rect id="_x0000_i1041" style="width:0;height:1.5pt" o:hralign="center" o:hrstd="t" o:hr="t" fillcolor="#a0a0a0" stroked="f"/>
         </w:pict>
       </w:r>
     </w:p>
@@ -3786,7 +3809,7 @@
     <w:p>
       <w:r>
         <w:pict w14:anchorId="1A919F08">
-          <v:rect id="_x0000_i1156" style="width:0;height:1.5pt" o:hralign="center" o:hrstd="t" o:hr="t" fillcolor="#a0a0a0" stroked="f"/>
+          <v:rect id="_x0000_i1042" style="width:0;height:1.5pt" o:hralign="center" o:hrstd="t" o:hr="t" fillcolor="#a0a0a0" stroked="f"/>
         </w:pict>
       </w:r>
     </w:p>
@@ -3926,7 +3949,7 @@
     <w:p>
       <w:r>
         <w:pict w14:anchorId="5F8EB059">
-          <v:rect id="_x0000_i1157" style="width:0;height:1.5pt" o:hralign="center" o:hrstd="t" o:hr="t" fillcolor="#a0a0a0" stroked="f"/>
+          <v:rect id="_x0000_i1043" style="width:0;height:1.5pt" o:hralign="center" o:hrstd="t" o:hr="t" fillcolor="#a0a0a0" stroked="f"/>
         </w:pict>
       </w:r>
     </w:p>
